--- a/шаблони/комплекти/Інше/Шаблон_Пояснювальна записка про незібрані гільзи.docx
+++ b/шаблони/комплекти/Інше/Шаблон_Пояснювальна записка про незібрані гільзи.docx
@@ -4,9 +4,10 @@
   <w:body>
     <w:p>
       <w:pPr>
+        <w:suppressAutoHyphens/>
         <w:spacing w:after="0" w:line="240" w:lineRule="auto"/>
-        <w:ind w:left="3969"/>
-        <w:jc w:val="right"/>
+        <w:ind w:left="4395"/>
+        <w:jc w:val="left"/>
         <w:rPr>
           <w:rFonts w:ascii="Times New Roman" w:hAnsi="Times New Roman" w:eastAsia="Times New Roman" w:cs="Times New Roman"/>
           <w:sz w:val="28"/>
@@ -42,17 +43,6 @@
         </w:rPr>
         <w:t>засобів ураження</w:t>
       </w:r>
-    </w:p>
-    <w:p>
-      <w:pPr>
-        <w:spacing w:after="0" w:line="240" w:lineRule="auto"/>
-        <w:rPr>
-          <w:rFonts w:ascii="Times New Roman" w:hAnsi="Times New Roman" w:eastAsia="Times New Roman" w:cs="Times New Roman"/>
-          <w:sz w:val="28"/>
-          <w:szCs w:val="28"/>
-          <w:lang w:val="uk-UA" w:eastAsia="ru-RU"/>
-        </w:rPr>
-      </w:pPr>
     </w:p>
     <w:p>
       <w:pPr>
@@ -459,8 +449,7 @@
     <w:p>
       <w:pPr>
         <w:spacing w:after="0" w:line="240" w:lineRule="auto"/>
-        <w:ind w:right="-2"/>
-        <w:jc w:val="both"/>
+        <w:jc w:val="left"/>
         <w:rPr>
           <w:rFonts w:ascii="Times New Roman" w:hAnsi="Times New Roman" w:eastAsia="Times New Roman" w:cs="Times New Roman"/>
           <w:sz w:val="28"/>
@@ -490,7 +479,6 @@
     <w:p>
       <w:pPr>
         <w:spacing w:after="0" w:line="240" w:lineRule="auto"/>
-        <w:ind w:right="-2"/>
         <w:jc w:val="both"/>
         <w:rPr>
           <w:rFonts w:ascii="Times New Roman" w:hAnsi="Times New Roman" w:eastAsia="Times New Roman" w:cs="Times New Roman"/>
@@ -503,10 +491,10 @@
     <w:p>
       <w:pPr>
         <w:tabs>
-          <w:tab w:val="left" w:pos="6521"/>
+          <w:tab w:val="right" w:pos="9354"/>
         </w:tabs>
         <w:spacing w:after="0" w:line="240" w:lineRule="auto"/>
-        <w:jc w:val="both"/>
+        <w:jc w:val="left"/>
         <w:rPr>
           <w:rFonts w:ascii="Times New Roman" w:hAnsi="Times New Roman" w:eastAsia="Times New Roman" w:cs="Times New Roman"/>
           <w:sz w:val="28"/>
@@ -530,44 +518,16 @@
           <w:szCs w:val="28"/>
           <w:lang w:val="uk-UA" w:eastAsia="ru-RU"/>
         </w:rPr>
-        <w:t xml:space="preserve"/>
-      </w:r>
-      <w:r>
-        <w:rPr>
-          <w:rFonts w:ascii="Times New Roman" w:hAnsi="Times New Roman" w:eastAsia="Times New Roman" w:cs="Times New Roman"/>
-          <w:sz w:val="28"/>
-          <w:szCs w:val="28"/>
-          <w:lang w:val="uk-UA" w:eastAsia="ru-RU"/>
-        </w:rPr>
         <w:tab/>
+      </w:r>
+      <w:r>
+        <w:rPr>
+          <w:rFonts w:ascii="Times New Roman" w:hAnsi="Times New Roman" w:eastAsia="Times New Roman" w:cs="Times New Roman"/>
+          <w:sz w:val="28"/>
+          <w:szCs w:val="28"/>
+          <w:lang w:val="uk-UA" w:eastAsia="ru-RU"/>
+        </w:rPr>
         <w:t xml:space="preserve">{{піб_підписанта}}</w:t>
-      </w:r>
-      <w:r>
-        <w:rPr>
-          <w:rFonts w:ascii="Times New Roman" w:hAnsi="Times New Roman" w:eastAsia="Times New Roman" w:cs="Times New Roman"/>
-          <w:sz w:val="28"/>
-          <w:szCs w:val="28"/>
-          <w:lang w:val="uk-UA" w:eastAsia="ru-RU"/>
-        </w:rPr>
-        <w:t xml:space="preserve"/>
-      </w:r>
-      <w:r>
-        <w:rPr>
-          <w:rFonts w:ascii="Times New Roman" w:hAnsi="Times New Roman" w:eastAsia="Times New Roman" w:cs="Times New Roman"/>
-          <w:sz w:val="28"/>
-          <w:szCs w:val="28"/>
-          <w:lang w:val="uk-UA" w:eastAsia="ru-RU"/>
-        </w:rPr>
-        <w:t xml:space="preserve"/>
-      </w:r>
-      <w:r>
-        <w:rPr>
-          <w:rFonts w:ascii="Times New Roman" w:hAnsi="Times New Roman" w:eastAsia="Times New Roman" w:cs="Times New Roman"/>
-          <w:sz w:val="28"/>
-          <w:szCs w:val="28"/>
-          <w:lang w:val="uk-UA" w:eastAsia="ru-RU"/>
-        </w:rPr>
-        <w:t xml:space="preserve"/>
       </w:r>
     </w:p>
     <w:p>

--- a/шаблони/комплекти/Інше/Шаблон_Пояснювальна записка про незібрані гільзи.docx
+++ b/шаблони/комплекти/Інше/Шаблон_Пояснювальна записка про незібрані гільзи.docx
@@ -4,10 +4,9 @@
   <w:body>
     <w:p>
       <w:pPr>
-        <w:suppressAutoHyphens/>
         <w:spacing w:after="0" w:line="240" w:lineRule="auto"/>
-        <w:ind w:left="4395"/>
-        <w:jc w:val="left"/>
+        <w:ind w:left="3969"/>
+        <w:jc w:val="right"/>
         <w:rPr>
           <w:rFonts w:ascii="Times New Roman" w:hAnsi="Times New Roman" w:eastAsia="Times New Roman" w:cs="Times New Roman"/>
           <w:sz w:val="28"/>
@@ -43,6 +42,17 @@
         </w:rPr>
         <w:t>засобів ураження</w:t>
       </w:r>
+    </w:p>
+    <w:p>
+      <w:pPr>
+        <w:spacing w:after="0" w:line="240" w:lineRule="auto"/>
+        <w:rPr>
+          <w:rFonts w:ascii="Times New Roman" w:hAnsi="Times New Roman" w:eastAsia="Times New Roman" w:cs="Times New Roman"/>
+          <w:sz w:val="28"/>
+          <w:szCs w:val="28"/>
+          <w:lang w:val="uk-UA" w:eastAsia="ru-RU"/>
+        </w:rPr>
+      </w:pPr>
     </w:p>
     <w:p>
       <w:pPr>
@@ -449,7 +459,8 @@
     <w:p>
       <w:pPr>
         <w:spacing w:after="0" w:line="240" w:lineRule="auto"/>
-        <w:jc w:val="left"/>
+        <w:ind w:right="-2"/>
+        <w:jc w:val="both"/>
         <w:rPr>
           <w:rFonts w:ascii="Times New Roman" w:hAnsi="Times New Roman" w:eastAsia="Times New Roman" w:cs="Times New Roman"/>
           <w:sz w:val="28"/>
@@ -479,6 +490,7 @@
     <w:p>
       <w:pPr>
         <w:spacing w:after="0" w:line="240" w:lineRule="auto"/>
+        <w:ind w:right="-2"/>
         <w:jc w:val="both"/>
         <w:rPr>
           <w:rFonts w:ascii="Times New Roman" w:hAnsi="Times New Roman" w:eastAsia="Times New Roman" w:cs="Times New Roman"/>

--- a/шаблони/комплекти/Інше/Шаблон_Пояснювальна записка про незібрані гільзи.docx
+++ b/шаблони/комплекти/Інше/Шаблон_Пояснювальна записка про незібрані гільзи.docx
@@ -96,7 +96,7 @@
           <w:szCs w:val="28"/>
           <w:lang w:val="uk-UA" w:eastAsia="ru-RU"/>
         </w:rPr>
-        <w:t>ПОЯСНЮВАЛЬНА</w:t>
+        <w:t xml:space="preserve">ПОЯСНЮВАЛЬНА ЗАПИСКА</w:t>
       </w:r>
     </w:p>
     <w:p>
@@ -246,16 +246,16 @@
           <w:szCs w:val="28"/>
           <w:lang w:val="uk-UA" w:eastAsia="ru-RU"/>
         </w:rPr>
-        <w:t xml:space="preserve"> згідно н</w:t>
-      </w:r>
-      <w:r>
-        <w:rPr>
-          <w:rFonts w:ascii="Times New Roman" w:hAnsi="Times New Roman" w:eastAsia="Times New Roman" w:cs="Times New Roman"/>
-          <w:sz w:val="28"/>
-          <w:szCs w:val="28"/>
-          <w:lang w:val="uk-UA" w:eastAsia="ru-RU"/>
-        </w:rPr>
-        <w:t xml:space="preserve">аказу начальника університету №{{номер_наказу}} від {{дата_наказу}} року</w:t>
+        <w:t xml:space="preserve"> згідно з наказом начальника</w:t>
+      </w:r>
+      <w:r>
+        <w:rPr>
+          <w:rFonts w:ascii="Times New Roman" w:hAnsi="Times New Roman" w:eastAsia="Times New Roman" w:cs="Times New Roman"/>
+          <w:sz w:val="28"/>
+          <w:szCs w:val="28"/>
+          <w:lang w:val="uk-UA" w:eastAsia="ru-RU"/>
+        </w:rPr>
+        <w:t xml:space="preserve"> університету №{{номер_наказу}} від {{дата_наказу}} року</w:t>
       </w:r>
       <w:r>
         <w:rPr>
@@ -475,16 +475,16 @@
           <w:szCs w:val="28"/>
           <w:lang w:val="uk-UA" w:eastAsia="ru-RU"/>
         </w:rPr>
-        <w:t>Курсовий офіцер</w:t>
-      </w:r>
-      <w:r>
-        <w:rPr>
-          <w:rFonts w:ascii="Times New Roman" w:hAnsi="Times New Roman" w:eastAsia="Times New Roman" w:cs="Times New Roman"/>
-          <w:sz w:val="28"/>
-          <w:szCs w:val="28"/>
-          <w:lang w:val="uk-UA" w:eastAsia="ru-RU"/>
-        </w:rPr>
-        <w:t xml:space="preserve"> курсів перепідготовки та підвищення кваліфікації Харківського національного університету Повітряних Сил</w:t>
+        <w:t xml:space="preserve">{{посада_підписанта}}</w:t>
+      </w:r>
+      <w:r>
+        <w:rPr>
+          <w:rFonts w:ascii="Times New Roman" w:hAnsi="Times New Roman" w:eastAsia="Times New Roman" w:cs="Times New Roman"/>
+          <w:sz w:val="28"/>
+          <w:szCs w:val="28"/>
+          <w:lang w:val="uk-UA" w:eastAsia="ru-RU"/>
+        </w:rPr>
+        <w:t xml:space="preserve"/>
       </w:r>
     </w:p>
     <w:p>

--- a/шаблони/комплекти/Інше/Шаблон_Пояснювальна записка про незібрані гільзи.docx
+++ b/шаблони/комплекти/Інше/Шаблон_Пояснювальна записка про незібрані гільзи.docx
@@ -255,7 +255,7 @@
           <w:szCs w:val="28"/>
           <w:lang w:val="uk-UA" w:eastAsia="ru-RU"/>
         </w:rPr>
-        <w:t xml:space="preserve"> університету №{{номер_наказу}} від {{дата_наказу}} року</w:t>
+        <w:t xml:space="preserve"> університету № {{номер_наказу}} від {{дата_наказу}}</w:t>
       </w:r>
       <w:r>
         <w:rPr>
@@ -363,16 +363,16 @@
           <w:szCs w:val="28"/>
           <w:lang w:val="uk-UA" w:eastAsia="ru-RU"/>
         </w:rPr>
-        <w:t xml:space="preserve"> калібру 7.62</w:t>
-      </w:r>
-      <w:r>
-        <w:rPr>
-          <w:rFonts w:ascii="Times New Roman" w:hAnsi="Times New Roman" w:eastAsia="Times New Roman" w:cs="Times New Roman"/>
-          <w:sz w:val="28"/>
-          <w:szCs w:val="28"/>
-          <w:lang w:val="uk-UA" w:eastAsia="ru-RU"/>
-        </w:rPr>
-        <w:t xml:space="preserve"> х 39 мм для АКМ</w:t>
+        <w:t xml:space="preserve"> калібру 7,62×39 мм</w:t>
+      </w:r>
+      <w:r>
+        <w:rPr>
+          <w:rFonts w:ascii="Times New Roman" w:hAnsi="Times New Roman" w:eastAsia="Times New Roman" w:cs="Times New Roman"/>
+          <w:sz w:val="28"/>
+          <w:szCs w:val="28"/>
+          <w:lang w:val="uk-UA" w:eastAsia="ru-RU"/>
+        </w:rPr>
+        <w:t xml:space="preserve"> для АКМ</w:t>
       </w:r>
       <w:r>
         <w:rPr>
